--- a/docs/Proposta Comercial - SPCasting.docx
+++ b/docs/Proposta Comercial - SPCasting.docx
@@ -8,8 +8,13 @@
         <w:jc w:val="center"/>
       </w:pPr>
       <w:r>
-        <w:t>Proposta Comercial SPCasting</w:t>
+        <w:t xml:space="preserve">Proposta Comercial </w:t>
       </w:r>
+      <w:proofErr w:type="spellStart"/>
+      <w:r>
+        <w:t>SPCasting</w:t>
+      </w:r>
+      <w:proofErr w:type="spellEnd"/>
     </w:p>
     <w:p>
       <w:pPr>
@@ -50,7 +55,15 @@
     </w:p>
     <w:p>
       <w:r>
-        <w:t>Uma plataforma web exclusiva para a SPCasting organizar sua rede de talentos, publicar vagas temporárias, receber candidaturas e selecionar profissionais em um único ambiente.</w:t>
+        <w:t xml:space="preserve">Uma plataforma web exclusiva para a </w:t>
+      </w:r>
+      <w:proofErr w:type="spellStart"/>
+      <w:r>
+        <w:t>SPCasting</w:t>
+      </w:r>
+      <w:proofErr w:type="spellEnd"/>
+      <w:r>
+        <w:t xml:space="preserve"> organizar sua rede de talentos, publicar vagas temporárias, receber candidaturas e selecionar profissionais em um único ambiente.</w:t>
       </w:r>
     </w:p>
     <w:p>
@@ -234,8 +247,13 @@
           </w:tcPr>
           <w:p>
             <w:r>
-              <w:t>Dados profissionais, cidades, foto, Instagram, banco, PIX e composite</w:t>
+              <w:t xml:space="preserve">Dados profissionais, cidades, foto, Instagram, banco, PIX e </w:t>
             </w:r>
+            <w:proofErr w:type="spellStart"/>
+            <w:r>
+              <w:t>composite</w:t>
+            </w:r>
+            <w:proofErr w:type="spellEnd"/>
           </w:p>
         </w:tc>
       </w:tr>
@@ -470,7 +488,15 @@
         <w:pStyle w:val="Commarcadores"/>
       </w:pPr>
       <w:r>
-        <w:t>Dados, fotos e composites privados com acesso controlado.</w:t>
+        <w:t xml:space="preserve">Dados, fotos e </w:t>
+      </w:r>
+      <w:proofErr w:type="spellStart"/>
+      <w:r>
+        <w:t>composites</w:t>
+      </w:r>
+      <w:proofErr w:type="spellEnd"/>
+      <w:r>
+        <w:t xml:space="preserve"> privados com acesso controlado.</w:t>
       </w:r>
     </w:p>
     <w:p>
@@ -478,7 +504,15 @@
         <w:pStyle w:val="Commarcadores"/>
       </w:pPr>
       <w:r>
-        <w:t>Integração com Firebase, API de localidades do IBGE e WhatsApp.</w:t>
+        <w:t xml:space="preserve">Integração com </w:t>
+      </w:r>
+      <w:proofErr w:type="spellStart"/>
+      <w:r>
+        <w:t>Firebase</w:t>
+      </w:r>
+      <w:proofErr w:type="spellEnd"/>
+      <w:r>
+        <w:t>, API de localidades do IBGE e WhatsApp.</w:t>
       </w:r>
     </w:p>
     <w:p>
@@ -503,8 +537,13 @@
         <w:pStyle w:val="Ttulo2"/>
       </w:pPr>
       <w:r>
-        <w:t>Benefícios para a SPCasting</w:t>
+        <w:t xml:space="preserve">Benefícios para a </w:t>
       </w:r>
+      <w:proofErr w:type="spellStart"/>
+      <w:r>
+        <w:t>SPCasting</w:t>
+      </w:r>
+      <w:proofErr w:type="spellEnd"/>
     </w:p>
     <w:p>
       <w:pPr>
@@ -712,7 +751,21 @@
                 <w:i/>
                 <w:color w:val="A75F3C"/>
               </w:rPr>
-              <w:t>R$ 1.500,00</w:t>
+              <w:t xml:space="preserve">R$ </w:t>
+            </w:r>
+            <w:r>
+              <w:rPr>
+                <w:i/>
+                <w:color w:val="A75F3C"/>
+              </w:rPr>
+              <w:t>2.000</w:t>
+            </w:r>
+            <w:r>
+              <w:rPr>
+                <w:i/>
+                <w:color w:val="A75F3C"/>
+              </w:rPr>
+              <w:t>,00</w:t>
             </w:r>
           </w:p>
         </w:tc>
@@ -773,8 +826,13 @@
           </w:tcPr>
           <w:p>
             <w:r>
-              <w:t>Endereço próprio da SPCasting</w:t>
+              <w:t xml:space="preserve">Endereço próprio da </w:t>
             </w:r>
+            <w:proofErr w:type="spellStart"/>
+            <w:r>
+              <w:t>SPCasting</w:t>
+            </w:r>
+            <w:proofErr w:type="spellEnd"/>
           </w:p>
         </w:tc>
         <w:tc>
@@ -905,49 +963,18 @@
             <w:vAlign w:val="center"/>
           </w:tcPr>
           <w:p>
+            <w:pPr>
+              <w:rPr>
+                <w:u w:val="single"/>
+              </w:rPr>
+            </w:pPr>
             <w:r>
-              <w:t>Opcional</w:t>
+              <w:t>Quando solicitado</w:t>
             </w:r>
           </w:p>
         </w:tc>
       </w:tr>
     </w:tbl>
-    <w:p>
-      <w:pPr>
-        <w:rPr>
-          <w:b/>
-        </w:rPr>
-      </w:pPr>
-      <w:r>
-        <w:rPr>
-          <w:b/>
-        </w:rPr>
-        <w:t xml:space="preserve">Link Domínio + Hospedagem: </w:t>
-      </w:r>
-      <w:hyperlink r:id="rId9" w:history="1">
-        <w:r>
-          <w:rPr>
-            <w:rStyle w:val="Hyperlink"/>
-            <w:b/>
-          </w:rPr>
-          <w:t>Hostin</w:t>
-        </w:r>
-        <w:r>
-          <w:rPr>
-            <w:rStyle w:val="Hyperlink"/>
-            <w:b/>
-          </w:rPr>
-          <w:t>g</w:t>
-        </w:r>
-        <w:r>
-          <w:rPr>
-            <w:rStyle w:val="Hyperlink"/>
-            <w:b/>
-          </w:rPr>
-          <w:t>er</w:t>
-        </w:r>
-      </w:hyperlink>
-    </w:p>
     <w:p>
       <w:r>
         <w:rPr>
@@ -998,6 +1025,41 @@
       </w:r>
     </w:p>
     <w:p>
+      <w:r>
+        <w:t xml:space="preserve">O pagamento da hospedagem + domínio é feito diretamente pelo site </w:t>
+      </w:r>
+      <w:r>
+        <w:rPr>
+          <w:i/>
+          <w:iCs/>
+        </w:rPr>
+        <w:t xml:space="preserve">Hostinger. </w:t>
+      </w:r>
+      <w:r>
+        <w:t xml:space="preserve">O valor apresentado é uma promoção para contratação no período de 2 anos. Link: </w:t>
+      </w:r>
+      <w:hyperlink r:id="rId9" w:history="1">
+        <w:r>
+          <w:rPr>
+            <w:rStyle w:val="Hyperlink"/>
+            <w:b/>
+          </w:rPr>
+          <w:t>Hostinger</w:t>
+        </w:r>
+      </w:hyperlink>
+      <w:r>
+        <w:t>.</w:t>
+      </w:r>
+    </w:p>
+    <w:p>
+      <w:pPr>
+        <w:pStyle w:val="Ttulo2"/>
+      </w:pPr>
+      <w:r>
+        <w:t>Informações necessárias para a entrega</w:t>
+      </w:r>
+    </w:p>
+    <w:p>
       <w:pPr>
         <w:pStyle w:val="Commarcadores"/>
       </w:pPr>
@@ -1010,7 +1072,15 @@
         <w:pStyle w:val="Commarcadores"/>
       </w:pPr>
       <w:r>
-        <w:t>Conta e configurações do Firebase.</w:t>
+        <w:t xml:space="preserve">Conta e configurações do </w:t>
+      </w:r>
+      <w:proofErr w:type="spellStart"/>
+      <w:r>
+        <w:t>Firebase</w:t>
+      </w:r>
+      <w:proofErr w:type="spellEnd"/>
+      <w:r>
+        <w:t>.</w:t>
       </w:r>
     </w:p>
     <w:p>
@@ -1074,6 +1144,7 @@
         <w:pStyle w:val="Numerada"/>
       </w:pPr>
       <w:r>
+        <w:lastRenderedPageBreak/>
         <w:t>Homologação dos fluxos de freelancer e administrador.</w:t>
       </w:r>
     </w:p>
@@ -1979,6 +2050,7 @@
   <w:style w:type="character" w:default="1" w:styleId="Fontepargpadro">
     <w:name w:val="Default Paragraph Font"/>
     <w:uiPriority w:val="1"/>
+    <w:semiHidden/>
     <w:unhideWhenUsed/>
   </w:style>
   <w:style w:type="table" w:default="1" w:styleId="Tabelanormal">
